--- a/docs/word/FPSLLC Redline - Member-Managed Partnership vs S Corporation.docx
+++ b/docs/word/FPSLLC Redline - Member-Managed Partnership vs S Corporation.docx
@@ -553,7 +553,7 @@
           <w:sz w:val="24"/>
           <w:szCs w:val="24"/>
         </w:rPr>
-        <w:t xml:space="preserve">2.5 "Associated Member" means, with respect to a Protected Series, a member of the Company associated with that Protected Series under this Agreement and its Series Exhibit. Consistent with s. 605.2302(1), Florida Statutes, only a member of the Company may be an Associated Member. No Protected Series established under this Agreement has an Associated Member; each Protected Series is owned and managed by the Company as provided in Section 3.6.</w:t>
+        <w:t xml:space="preserve">2.5 "Associated Member" has the meaning given in s. 605.2302, Florida Statutes — a member of the Company whom an operating agreement designates as an associated member of a Protected Series. This Agreement designates none: no Protected Series established under it has an Associated Member, and each Protected Series is owned by the Company as provided in Section 3.6 and managed as provided in Section 5.2.</w:t>
       </w:r>
     </w:p>
     <w:p>

--- a/docs/word/FPSLLC Redline - Member-Managed Partnership vs S Corporation.docx
+++ b/docs/word/FPSLLC Redline - Member-Managed Partnership vs S Corporation.docx
@@ -762,7 +762,7 @@
           <w:sz w:val="24"/>
           <w:szCs w:val="24"/>
         </w:rPr>
-        <w:t xml:space="preserve">3.1 Establishment. With the affirmative vote or consent of all Members, the Company may establish one or more Protected Series by causing a Protected Series Designation to be signed and filed with the Department as provided in s. 605.2201, Florida Statutes. At or before the filing of each Protected Series Designation, the Members shall adopt a Series Exhibit for the new Protected Series. The Administrative Member is authorized to execute and file each Protected Series Designation approved under this Section. Each Protected Series shall be established without Associated Members. Consistent with s. 605.2303(2), Florida Statutes, the Company owns all of the protected-series transferable interests of each Protected Series, and no member of the Company holds any interest in any Protected Series except indirectly, through that member's interest in the Company.</w:t>
+        <w:t xml:space="preserve">3.1 Establishment. With the affirmative vote or consent of all Members, the Company may establish one or more Protected Series by causing a Protected Series Designation to be signed and filed with the Department as provided in s. 605.2201, Florida Statutes. At or before the filing of each Protected Series Designation, the Members shall adopt a Series Exhibit for the new Protected Series. The Administrative Member is authorized to execute and file each Protected Series Designation approved under this Section. Each Protected Series shall be established without Associated Members.</w:t>
       </w:r>
     </w:p>
     <w:p>

--- a/docs/word/FPSLLC Redline - Member-Managed Partnership vs S Corporation.docx
+++ b/docs/word/FPSLLC Redline - Member-Managed Partnership vs S Corporation.docx
@@ -62,7 +62,7 @@
           <w:sz w:val="24"/>
           <w:szCs w:val="24"/>
         </w:rPr>
-        <w:t xml:space="preserve">206 paragraphs identical · 15 changed · 0 only in the first · 7 only in the second</w:t>
+        <w:t xml:space="preserve">207 paragraphs identical · 15 changed · 0 only in the first · 7 only in the second</w:t>
       </w:r>
     </w:p>
     <w:p>
@@ -1015,6 +1015,22 @@
       <w:r>
         <w:rPr>
           <w:rFonts w:ascii="Times New Roman" w:hAnsi="Times New Roman"/>
+          <w:sz w:val="24"/>
+          <w:szCs w:val="24"/>
+        </w:rPr>
+        <w:t xml:space="preserve">(c) No transfer of a protected-series transferable interest. The Company shall not transfer, assign, pledge, encumber, or otherwise dispose of all or any part of a protected-series transferable interest of any Protected Series to any person, and no Protected Series shall issue a protected-series transferable interest to any person other than the Company. Any purported transfer or issuance in violation of this paragraph is null and void ab initio and shall be given no force or effect for any purpose.</w:t>
+      </w:r>
+    </w:p>
+    <w:p>
+      <w:pPr>
+        <w:keepLines/>
+        <w:widowControl/>
+        <w:spacing w:after="160"/>
+        <w:jc w:val="both"/>
+      </w:pPr>
+      <w:r>
+        <w:rPr>
+          <w:rFonts w:ascii="Times New Roman" w:hAnsi="Times New Roman"/>
           <w:b/>
           <w:sz w:val="24"/>
           <w:szCs w:val="24"/>
@@ -3177,7 +3193,7 @@
           <w:sz w:val="24"/>
           <w:szCs w:val="24"/>
         </w:rPr>
-        <w:t xml:space="preserve">Section 4.2 and the one-class-of-stock requirement of section 1361 of </w:t>
+        <w:t xml:space="preserve">Section 3.6(c), Section 4.2, and the one-class-of-stock requirement of section 1361 of </w:t>
       </w:r>
       <w:r>
         <w:rPr>

--- a/docs/word/FPSLLC Redline - Member-Managed Partnership vs S Corporation.docx
+++ b/docs/word/FPSLLC Redline - Member-Managed Partnership vs S Corporation.docx
@@ -62,7 +62,7 @@
           <w:sz w:val="24"/>
           <w:szCs w:val="24"/>
         </w:rPr>
-        <w:t xml:space="preserve">207 paragraphs identical · 15 changed · 0 only in the first · 7 only in the second</w:t>
+        <w:t xml:space="preserve">208 paragraphs identical · 15 changed · 0 only in the first · 7 only in the second</w:t>
       </w:r>
     </w:p>
     <w:p>
@@ -1420,7 +1420,7 @@
           <w:sz w:val="24"/>
           <w:szCs w:val="24"/>
         </w:rPr>
-        <w:t xml:space="preserve">(b) transfer, re-associate, or re-title any asset between the Company and a Protected Series or between Protected Series (an "Inter-Series Transfer") — the consent of a Majority in Interest. Inter-Series Transfers shall be made for fair value unless the transfer is a documented contribution or distribution;</w:t>
+        <w:t xml:space="preserve">(b) cause any Associated Asset to become an Associated Asset of the Company or of a different Protected Series — the consent of a Majority in Interest;</w:t>
       </w:r>
     </w:p>
     <w:p>
@@ -2691,6 +2691,22 @@
           <w:szCs w:val="24"/>
         </w:rPr>
         <w:t xml:space="preserve">(d) Reformation; severability in favor of association and separateness. If any provision of this Agreement or of any Series Exhibit, or any act taken under either, would otherwise be construed to impair the association of an asset under this Article, the separateness of the Company or of any Protected Series, or the limitations of liability described in Section 3.3, this Agreement shall be applied and, to the minimum extent necessary, deemed modified so as to preserve them, and the provision or act shall be given effect as so modified from the time it was made. To the extent a provision cannot be so conformed, it is null and void ab initio and shall be given no force or effect for any purpose, and every other provision of this Agreement and of each Series Exhibit remains in full force.</w:t>
+      </w:r>
+    </w:p>
+    <w:p>
+      <w:pPr>
+        <w:keepLines/>
+        <w:widowControl/>
+        <w:spacing w:after="160"/>
+        <w:jc w:val="both"/>
+      </w:pPr>
+      <w:r>
+        <w:rPr>
+          <w:rFonts w:ascii="Times New Roman" w:hAnsi="Times New Roman"/>
+          <w:sz w:val="24"/>
+          <w:szCs w:val="24"/>
+        </w:rPr>
+        <w:t xml:space="preserve">8.6 Movement of an Asset Between Protected Series. If an Associated Asset of a Protected Series becomes an Associated Asset of another Protected Series, however the transaction is denominated, then to the extent the fair market value of what one Protected Series gives exceeds the fair market value of what it receives, the excess is deemed for all purposes of this Agreement to have been distributed by that Protected Series to the Company as provided in Section 7.2 and, immediately thereafter, contributed by the Company to the other Protected Series as provided in Section 6.1.</w:t>
       </w:r>
     </w:p>
     <w:p>

--- a/docs/word/FPSLLC Redline - Member-Managed Partnership vs S Corporation.docx
+++ b/docs/word/FPSLLC Redline - Member-Managed Partnership vs S Corporation.docx
@@ -62,7 +62,7 @@
           <w:sz w:val="24"/>
           <w:szCs w:val="24"/>
         </w:rPr>
-        <w:t xml:space="preserve">208 paragraphs identical · 15 changed · 0 only in the first · 7 only in the second</w:t>
+        <w:t xml:space="preserve">210 paragraphs identical · 15 changed · 0 only in the first · 7 only in the second</w:t>
       </w:r>
     </w:p>
     <w:p>
@@ -601,135 +601,151 @@
           <w:sz w:val="24"/>
           <w:szCs w:val="24"/>
         </w:rPr>
-        <w:t xml:space="preserve">2.8 "Involuntary Transfer" means any Transfer by which a Member or transferee is deprived or divested of any right, title, or interest in a Membership Interest other than voluntarily, including (a) a Transfer to or for the benefit of a judgment creditor pursuant to court order, subject in all events to Section 10.6, (b) a Transfer in connection with reorganization, insolvency, bankruptcy, or receivership, (c) a Transfer to a public officer or agency under any abandoned-property or escheat law, and (d) a Transfer to a spouse or former spouse in connection with dissolution of marriage or marital separation.</w:t>
-      </w:r>
-    </w:p>
-    <w:p>
-      <w:pPr>
-        <w:keepLines/>
-        <w:widowControl/>
-        <w:spacing w:after="160"/>
-        <w:jc w:val="both"/>
-      </w:pPr>
-      <w:r>
-        <w:rPr>
-          <w:rFonts w:ascii="Times New Roman" w:hAnsi="Times New Roman"/>
-          <w:sz w:val="24"/>
-          <w:szCs w:val="24"/>
-        </w:rPr>
-        <w:t xml:space="preserve">2.9 "Majority in Interest" means one or more Members holding, in the aggregate, more than fifty percent (50%) of the Percentage Interests then held by Members, excluding for all purposes any Percentage Interest held by a transferee, assignee, beneficiary, or holder of a charging order who has not been admitted as a Member.</w:t>
-      </w:r>
-    </w:p>
-    <w:p>
-      <w:pPr>
-        <w:keepLines/>
-        <w:widowControl/>
-        <w:spacing w:after="160"/>
-        <w:jc w:val="both"/>
-      </w:pPr>
-      <w:r>
-        <w:rPr>
-          <w:rFonts w:ascii="Times New Roman" w:hAnsi="Times New Roman"/>
-          <w:sz w:val="24"/>
-          <w:szCs w:val="24"/>
-        </w:rPr>
-        <w:t xml:space="preserve">2.10 "Member" means each person identified as a member on Exhibit A and each person admitted as a member in accordance with this Agreement, in each case until dissociated.</w:t>
-      </w:r>
-    </w:p>
-    <w:p>
-      <w:pPr>
-        <w:keepLines/>
-        <w:widowControl/>
-        <w:spacing w:after="160"/>
-        <w:jc w:val="both"/>
-      </w:pPr>
-      <w:r>
-        <w:rPr>
-          <w:rFonts w:ascii="Times New Roman" w:hAnsi="Times New Roman"/>
-          <w:sz w:val="24"/>
-          <w:szCs w:val="24"/>
-        </w:rPr>
-        <w:t xml:space="preserve">2.11 "Membership Interest" means a Member's entire interest in the Company, including the Member's interest in capital, profits, and distributions of the Company, and all rights of a member under the Act and this Agreement.</w:t>
-      </w:r>
-    </w:p>
-    <w:p>
-      <w:pPr>
-        <w:keepLines/>
-        <w:widowControl/>
-        <w:spacing w:after="160"/>
-        <w:jc w:val="both"/>
-      </w:pPr>
-      <w:r>
-        <w:rPr>
-          <w:rFonts w:ascii="Times New Roman" w:hAnsi="Times New Roman"/>
-          <w:sz w:val="24"/>
-          <w:szCs w:val="24"/>
-        </w:rPr>
-        <w:t xml:space="preserve">2.12 "Percentage Interest" means, as to each Member, the percentage or fractional interest set forth for that Member on Exhibit A, as adjusted from time to time under this Agreement. Membership interests are of a single class.</w:t>
-      </w:r>
-    </w:p>
-    <w:p>
-      <w:pPr>
-        <w:keepLines/>
-        <w:widowControl/>
-        <w:spacing w:after="160"/>
-        <w:jc w:val="both"/>
-      </w:pPr>
-      <w:r>
-        <w:rPr>
-          <w:rFonts w:ascii="Times New Roman" w:hAnsi="Times New Roman"/>
-          <w:sz w:val="24"/>
-          <w:szCs w:val="24"/>
-        </w:rPr>
-        <w:t xml:space="preserve">2.13 "Protected Series" or "PS" means a protected series of the Company established under s. 605.2201, Florida Statutes, and identified in a Series Exhibit.</w:t>
-      </w:r>
-    </w:p>
-    <w:p>
-      <w:pPr>
-        <w:keepLines/>
-        <w:widowControl/>
-        <w:spacing w:after="160"/>
-        <w:jc w:val="both"/>
-      </w:pPr>
-      <w:r>
-        <w:rPr>
-          <w:rFonts w:ascii="Times New Roman" w:hAnsi="Times New Roman"/>
-          <w:sz w:val="24"/>
-          <w:szCs w:val="24"/>
-        </w:rPr>
-        <w:t xml:space="preserve">2.14 "Protected Series Designation" means a designation of a protected series filed with the Department under s. 605.2201, Florida Statutes, as amended from time to time.</w:t>
-      </w:r>
-    </w:p>
-    <w:p>
-      <w:pPr>
-        <w:keepLines/>
-        <w:widowControl/>
-        <w:spacing w:after="160"/>
-        <w:jc w:val="both"/>
-      </w:pPr>
-      <w:r>
-        <w:rPr>
-          <w:rFonts w:ascii="Times New Roman" w:hAnsi="Times New Roman"/>
-          <w:sz w:val="24"/>
-          <w:szCs w:val="24"/>
-        </w:rPr>
-        <w:t xml:space="preserve">2.15 "Series Exhibit" means, for each Protected Series, the exhibit to this Agreement (each numbered PS-1, PS-2, and so on) setting forth the terms specific to that Protected Series, including its purpose, its capital, and its Associated Assets. Each Series Exhibit is a part of this Agreement.</w:t>
-      </w:r>
-    </w:p>
-    <w:p>
-      <w:pPr>
-        <w:keepLines/>
-        <w:widowControl/>
-        <w:spacing w:after="160"/>
-        <w:jc w:val="both"/>
-      </w:pPr>
-      <w:r>
-        <w:rPr>
-          <w:rFonts w:ascii="Times New Roman" w:hAnsi="Times New Roman"/>
-          <w:sz w:val="24"/>
-          <w:szCs w:val="24"/>
-        </w:rPr>
-        <w:t xml:space="preserve">2.16 "Transfer" means any assignment, transfer, conveyance, devise, gift, pledge, hypothecation, encumbrance, or other disposition, direct or indirect, voluntary or involuntary, in trust or otherwise, and as a verb has a corresponding meaning.</w:t>
+        <w:t xml:space="preserve">2.8 "Incapacitated" means, as to any person, that (a) a court of competent jurisdiction has determined the person to be incapacitated or has appointed a guardian of the person's property, or (b) two licensed physicians have certified in writing that the person is unable to manage the person's financial affairs. A person ceases to be Incapacitated upon a court order restoring capacity or a written certification by two licensed physicians that the person is again able to manage the person's financial affairs.</w:t>
+      </w:r>
+    </w:p>
+    <w:p>
+      <w:pPr>
+        <w:keepLines/>
+        <w:widowControl/>
+        <w:spacing w:after="160"/>
+        <w:jc w:val="both"/>
+      </w:pPr>
+      <w:r>
+        <w:rPr>
+          <w:rFonts w:ascii="Times New Roman" w:hAnsi="Times New Roman"/>
+          <w:sz w:val="24"/>
+          <w:szCs w:val="24"/>
+        </w:rPr>
+        <w:t xml:space="preserve">2.9 "Involuntary Transfer" means any Transfer by which a Member or transferee is deprived or divested of any right, title, or interest in a Membership Interest other than voluntarily, including (a) a Transfer to or for the benefit of a judgment creditor pursuant to court order, subject in all events to Section 10.6, (b) a Transfer in connection with reorganization, insolvency, bankruptcy, or receivership, (c) a Transfer to a public officer or agency under any abandoned-property or escheat law, and (d) a Transfer to a spouse or former spouse in connection with dissolution of marriage or marital separation.</w:t>
+      </w:r>
+    </w:p>
+    <w:p>
+      <w:pPr>
+        <w:keepLines/>
+        <w:widowControl/>
+        <w:spacing w:after="160"/>
+        <w:jc w:val="both"/>
+      </w:pPr>
+      <w:r>
+        <w:rPr>
+          <w:rFonts w:ascii="Times New Roman" w:hAnsi="Times New Roman"/>
+          <w:sz w:val="24"/>
+          <w:szCs w:val="24"/>
+        </w:rPr>
+        <w:t xml:space="preserve">2.10 "Majority in Interest" means one or more Members holding, in the aggregate, more than fifty percent (50%) of the Percentage Interests then held by Members, excluding for all purposes any Percentage Interest held by a transferee, assignee, beneficiary, or holder of a charging order who has not been admitted as a Member.</w:t>
+      </w:r>
+    </w:p>
+    <w:p>
+      <w:pPr>
+        <w:keepLines/>
+        <w:widowControl/>
+        <w:spacing w:after="160"/>
+        <w:jc w:val="both"/>
+      </w:pPr>
+      <w:r>
+        <w:rPr>
+          <w:rFonts w:ascii="Times New Roman" w:hAnsi="Times New Roman"/>
+          <w:sz w:val="24"/>
+          <w:szCs w:val="24"/>
+        </w:rPr>
+        <w:t xml:space="preserve">2.11 "Member" means each person identified as a member on Exhibit A and each person admitted as a member in accordance with this Agreement, in each case until dissociated.</w:t>
+      </w:r>
+    </w:p>
+    <w:p>
+      <w:pPr>
+        <w:keepLines/>
+        <w:widowControl/>
+        <w:spacing w:after="160"/>
+        <w:jc w:val="both"/>
+      </w:pPr>
+      <w:r>
+        <w:rPr>
+          <w:rFonts w:ascii="Times New Roman" w:hAnsi="Times New Roman"/>
+          <w:sz w:val="24"/>
+          <w:szCs w:val="24"/>
+        </w:rPr>
+        <w:t xml:space="preserve">2.12 "Membership Interest" means a Member's entire interest in the Company, including the Member's interest in capital, profits, and distributions of the Company, and all rights of a member under the Act and this Agreement.</w:t>
+      </w:r>
+    </w:p>
+    <w:p>
+      <w:pPr>
+        <w:keepLines/>
+        <w:widowControl/>
+        <w:spacing w:after="160"/>
+        <w:jc w:val="both"/>
+      </w:pPr>
+      <w:r>
+        <w:rPr>
+          <w:rFonts w:ascii="Times New Roman" w:hAnsi="Times New Roman"/>
+          <w:sz w:val="24"/>
+          <w:szCs w:val="24"/>
+        </w:rPr>
+        <w:t xml:space="preserve">2.13 "Percentage Interest" means, as to each Member, the percentage or fractional interest set forth for that Member on Exhibit A, as adjusted from time to time under this Agreement. Membership interests are of a single class.</w:t>
+      </w:r>
+    </w:p>
+    <w:p>
+      <w:pPr>
+        <w:keepLines/>
+        <w:widowControl/>
+        <w:spacing w:after="160"/>
+        <w:jc w:val="both"/>
+      </w:pPr>
+      <w:r>
+        <w:rPr>
+          <w:rFonts w:ascii="Times New Roman" w:hAnsi="Times New Roman"/>
+          <w:sz w:val="24"/>
+          <w:szCs w:val="24"/>
+        </w:rPr>
+        <w:t xml:space="preserve">2.14 "Protected Series" or "PS" means a protected series of the Company established under s. 605.2201, Florida Statutes, and identified in a Series Exhibit.</w:t>
+      </w:r>
+    </w:p>
+    <w:p>
+      <w:pPr>
+        <w:keepLines/>
+        <w:widowControl/>
+        <w:spacing w:after="160"/>
+        <w:jc w:val="both"/>
+      </w:pPr>
+      <w:r>
+        <w:rPr>
+          <w:rFonts w:ascii="Times New Roman" w:hAnsi="Times New Roman"/>
+          <w:sz w:val="24"/>
+          <w:szCs w:val="24"/>
+        </w:rPr>
+        <w:t xml:space="preserve">2.15 "Protected Series Designation" means a designation of a protected series filed with the Department under s. 605.2201, Florida Statutes, as amended from time to time.</w:t>
+      </w:r>
+    </w:p>
+    <w:p>
+      <w:pPr>
+        <w:keepLines/>
+        <w:widowControl/>
+        <w:spacing w:after="160"/>
+        <w:jc w:val="both"/>
+      </w:pPr>
+      <w:r>
+        <w:rPr>
+          <w:rFonts w:ascii="Times New Roman" w:hAnsi="Times New Roman"/>
+          <w:sz w:val="24"/>
+          <w:szCs w:val="24"/>
+        </w:rPr>
+        <w:t xml:space="preserve">2.16 "Series Exhibit" means, for each Protected Series, the exhibit to this Agreement (each numbered PS-1, PS-2, and so on) setting forth the terms specific to that Protected Series, including its purpose, its capital, and its Associated Assets. Each Series Exhibit is a part of this Agreement.</w:t>
+      </w:r>
+    </w:p>
+    <w:p>
+      <w:pPr>
+        <w:keepLines/>
+        <w:widowControl/>
+        <w:spacing w:after="160"/>
+        <w:jc w:val="both"/>
+      </w:pPr>
+      <w:r>
+        <w:rPr>
+          <w:rFonts w:ascii="Times New Roman" w:hAnsi="Times New Roman"/>
+          <w:sz w:val="24"/>
+          <w:szCs w:val="24"/>
+        </w:rPr>
+        <w:t xml:space="preserve">2.17 "Transfer" means any assignment, transfer, conveyance, devise, gift, pledge, hypothecation, encumbrance, or other disposition, direct or indirect, voluntary or involuntary, in trust or otherwise, and as a verb has a corresponding meaning.</w:t>
       </w:r>
     </w:p>
     <w:p>
@@ -1244,6 +1260,22 @@
           <w:szCs w:val="24"/>
         </w:rPr>
         <w:t xml:space="preserve">4.11 Transfer on Death Designation. Each Member's Membership Interest is "registered" with the Company within the meaning of s. 711.501(7), Florida Statutes. Exhibit A serves as the initial "registration in beneficiary form" under ss. 711.50–711.512, Florida Statutes, and reflects each Member's designation, if any, of the person or persons who will become the owner of that Member's Membership Interest upon that Member's death. A Member may designate any person or entity as a beneficiary. A Member may change, delete, or add a TOD designation by a signed writing, witnessed by two witnesses, delivered to the Administrative Member; the change is effective upon receipt unless the Administrative Member objects in writing within seven (7) days, and the Administrative Member shall thereafter update Exhibit A (though updating is not required for effectiveness). Upon the designating Member's death, the designated beneficiary automatically succeeds to the deceased Member's transferable interest — including the economic rights of the deceased Member's Percentage Interest — taking subject to this Agreement, and holds the rights of a transferee described in Section 10.3 until admitted as a Member. A beneficiary is admitted as a Member upon delivery to the Company of a written agreement to be bound by this Agreement and the written consent of a Majority in Interest of the Members other than the deceased Member.</w:t>
+      </w:r>
+    </w:p>
+    <w:p>
+      <w:pPr>
+        <w:keepLines/>
+        <w:widowControl/>
+        <w:spacing w:after="160"/>
+        <w:jc w:val="both"/>
+      </w:pPr>
+      <w:r>
+        <w:rPr>
+          <w:rFonts w:ascii="Times New Roman" w:hAnsi="Times New Roman"/>
+          <w:sz w:val="24"/>
+          <w:szCs w:val="24"/>
+        </w:rPr>
+        <w:t xml:space="preserve">4.12 Incapacity of a Member. While a Member is Incapacitated, that Member's rights under this Agreement — including the right to vote, to consent, and to sign any instrument — are exercised by the Member's agent under a durable power of attorney conferring that authority or, if there is none, by the Member's court-appointed guardian. The Company and the other Members may rely on a certified copy of the power of attorney or of the letters of guardianship without further inquiry.</w:t>
       </w:r>
     </w:p>
     <w:p>

--- a/docs/word/FPSLLC Redline - Member-Managed Partnership vs S Corporation.docx
+++ b/docs/word/FPSLLC Redline - Member-Managed Partnership vs S Corporation.docx
@@ -1628,7 +1628,7 @@
           <w:sz w:val="24"/>
           <w:szCs w:val="24"/>
         </w:rPr>
-        <w:t xml:space="preserve">5.9 Statement of Authority. With the consent of all Members required by Section 5.5(i), the Members may cause the Company to file with the Department a statement of authority under s. 605.0302, Florida Statutes, stating the authority, or the limitations on the authority, of Members to transfer or encumber real property held in the name of the Company or of a Protected Series, and may cause a certified copy of that statement to be recorded in the official records of any county in which the real property is located. A statement so filed shall be consistent with Section 5.4(b), and the Members shall cause it to be amended or cancelled as necessary to keep it accurate. The limitations in Section 5.4(b) apply among the Members whether or not a statement of authority is filed or recorded.</w:t>
+        <w:t xml:space="preserve">5.9 Statement of Authority. With the consent of all Members required by Section 5.5(i), the Members may cause the Company to file with the Department a statement of authority under s. 605.0302, Florida Statutes, stating the authority, or the limitations on the authority, of Members to transfer or encumber real property held in the name of the Company or of a Protected Series, and may cause a certified copy of that statement to be recorded in the official records of any county in which the real property is located. A statement so filed shall be consistent with this Agreement, and the Members shall cause it to be amended or cancelled as necessary to keep it accurate. The limitations in Section 5.4(b) apply among the Members whether or not a statement of authority is filed or recorded.</w:t>
       </w:r>
     </w:p>
     <w:p>

--- a/docs/word/FPSLLC Redline - Member-Managed Partnership vs S Corporation.docx
+++ b/docs/word/FPSLLC Redline - Member-Managed Partnership vs S Corporation.docx
@@ -3908,7 +3908,7 @@
           <w:sz w:val="24"/>
           <w:szCs w:val="24"/>
         </w:rPr>
-        <w:t xml:space="preserve">12.2 No Association with a Protected Series. No Member may be associated with a Protected Series. A Protected Series may not be established with, and may not admit, an Associated Member. Any amendment permitting Associated Members may cause each Protected Series to be treated as an entity separate from the Company for federal income tax purposes, with its own filing obligations, and may terminate any election the Company has made.</w:t>
+        <w:t xml:space="preserve">12.2 No Association with a Protected Series. No Member may be associated with a Protected Series. A Protected Series may not be established with, and may not admit, an Associated Member.</w:t>
       </w:r>
     </w:p>
     <w:p>

--- a/docs/word/FPSLLC Redline - Member-Managed Partnership vs S Corporation.docx
+++ b/docs/word/FPSLLC Redline - Member-Managed Partnership vs S Corporation.docx
@@ -5392,8 +5392,7 @@
     <w:pPrDefault>
       <w:pPr>
         <w:widowControl/>
-        <w:keepLines/>
-        <w:spacing w:after="160"/>
+        <w:spacing w:after="200" w:line="276" w:lineRule="auto"/>
         <w:jc w:val="both"/>
       </w:pPr>
     </w:pPrDefault>
@@ -5408,7 +5407,7 @@
       <w:keepNext/>
       <w:keepLines/>
       <w:widowControl/>
-      <w:spacing w:before="240" w:after="0"/>
+      <w:spacing w:before="240" w:after="200"/>
     </w:pPr>
     <w:rPr>
       <w:rFonts w:ascii="Times New Roman" w:hAnsi="Times New Roman"/>
@@ -5423,7 +5422,7 @@
       <w:keepNext/>
       <w:keepLines/>
       <w:widowControl/>
-      <w:spacing w:before="240" w:after="0"/>
+      <w:spacing w:before="240" w:after="200"/>
     </w:pPr>
     <w:rPr>
       <w:rFonts w:ascii="Times New Roman" w:hAnsi="Times New Roman"/>
@@ -5438,7 +5437,7 @@
       <w:keepNext/>
       <w:keepLines/>
       <w:widowControl/>
-      <w:spacing w:before="240" w:after="0"/>
+      <w:spacing w:before="240" w:after="200"/>
     </w:pPr>
     <w:rPr>
       <w:rFonts w:ascii="Times New Roman" w:hAnsi="Times New Roman"/>

--- a/docs/word/FPSLLC Redline - Member-Managed Partnership vs S Corporation.docx
+++ b/docs/word/FPSLLC Redline - Member-Managed Partnership vs S Corporation.docx
@@ -62,7 +62,7 @@
           <w:sz w:val="24"/>
           <w:szCs w:val="24"/>
         </w:rPr>
-        <w:t xml:space="preserve">210 paragraphs identical · 15 changed · 0 only in the first · 7 only in the second</w:t>
+        <w:t xml:space="preserve">206 paragraphs identical · 15 changed · 0 only in the first · 7 only in the second</w:t>
       </w:r>
     </w:p>
     <w:p>
@@ -4718,39 +4718,7 @@
           <w:sz w:val="24"/>
           <w:szCs w:val="24"/>
         </w:rPr>
-        <w:t xml:space="preserve">| [MEMBER 1] | [ADDRESS] | [___]% | $[AMOUNT] [and/or described property] | [DATE] |</w:t>
-      </w:r>
-    </w:p>
-    <w:p>
-      <w:pPr>
-        <w:keepLines/>
-        <w:widowControl/>
-        <w:spacing w:after="160"/>
-        <w:jc w:val="both"/>
-      </w:pPr>
-      <w:r>
-        <w:rPr>
-          <w:rFonts w:ascii="Times New Roman" w:hAnsi="Times New Roman"/>
-          <w:sz w:val="24"/>
-          <w:szCs w:val="24"/>
-        </w:rPr>
-        <w:t xml:space="preserve">| [MEMBER 2] | [ADDRESS] | [___]% | $[AMOUNT] [and/or described property] | [DATE] |</w:t>
-      </w:r>
-    </w:p>
-    <w:p>
-      <w:pPr>
-        <w:keepLines/>
-        <w:widowControl/>
-        <w:spacing w:after="160"/>
-        <w:jc w:val="both"/>
-      </w:pPr>
-      <w:r>
-        <w:rPr>
-          <w:rFonts w:ascii="Times New Roman" w:hAnsi="Times New Roman"/>
-          <w:sz w:val="24"/>
-          <w:szCs w:val="24"/>
-        </w:rPr>
-        <w:t xml:space="preserve">| [MEMBER 3] | [ADDRESS] | [___]% | $[AMOUNT] [and/or described property] | [DATE] |</w:t>
+        <w:t xml:space="preserve">| [MEMBER NAME] | [MEMBER ADDRESS] | [MEMBER SHARE] | [MEMBER CONTRIBUTION] | [MEMBER DATE] |</w:t>
       </w:r>
     </w:p>
     <w:p>
@@ -4830,39 +4798,7 @@
           <w:sz w:val="24"/>
           <w:szCs w:val="24"/>
         </w:rPr>
-        <w:t xml:space="preserve">| [MEMBER 1] | [NAME(S) / None] |</w:t>
-      </w:r>
-    </w:p>
-    <w:p>
-      <w:pPr>
-        <w:keepLines/>
-        <w:widowControl/>
-        <w:spacing w:after="160"/>
-        <w:jc w:val="both"/>
-      </w:pPr>
-      <w:r>
-        <w:rPr>
-          <w:rFonts w:ascii="Times New Roman" w:hAnsi="Times New Roman"/>
-          <w:sz w:val="24"/>
-          <w:szCs w:val="24"/>
-        </w:rPr>
-        <w:t xml:space="preserve">| [MEMBER 2] | [NAME(S) / None] |</w:t>
-      </w:r>
-    </w:p>
-    <w:p>
-      <w:pPr>
-        <w:keepLines/>
-        <w:widowControl/>
-        <w:spacing w:after="160"/>
-        <w:jc w:val="both"/>
-      </w:pPr>
-      <w:r>
-        <w:rPr>
-          <w:rFonts w:ascii="Times New Roman" w:hAnsi="Times New Roman"/>
-          <w:sz w:val="24"/>
-          <w:szCs w:val="24"/>
-        </w:rPr>
-        <w:t xml:space="preserve">| [MEMBER 3] | [NAME(S) / None] |</w:t>
+        <w:t xml:space="preserve">| [MEMBER NAME] | [MEMBER TOD] |</w:t>
       </w:r>
     </w:p>
     <w:p>

--- a/docs/word/FPSLLC Redline - Member-Managed Partnership vs S Corporation.docx
+++ b/docs/word/FPSLLC Redline - Member-Managed Partnership vs S Corporation.docx
@@ -62,7 +62,7 @@
           <w:sz w:val="24"/>
           <w:szCs w:val="24"/>
         </w:rPr>
-        <w:t xml:space="preserve">206 paragraphs identical · 15 changed · 0 only in the first · 7 only in the second</w:t>
+        <w:t xml:space="preserve">200 paragraphs identical · 15 changed · 0 only in the first · 7 only in the second</w:t>
       </w:r>
     </w:p>
     <w:p>
@@ -1099,7 +1099,7 @@
           <w:sz w:val="24"/>
           <w:szCs w:val="24"/>
         </w:rPr>
-        <w:t xml:space="preserve">4.3 Voting. Each Member votes in proportion to the Member's Percentage Interest on matters as to which Members are entitled to vote or consent at the Company level. Except where this Agreement or a non-variable provision of the Act requires a greater vote, the act of a Majority in Interest constitutes the act of the Members. A Membership Interest owned by spouses as tenants by the entireties shall be voted only by the consensus of both spouses; neither spouse acting alone may vote the interest except as the other spouse's attorney-in-fact under a duly executed power of attorney.</w:t>
+        <w:t xml:space="preserve">4.3 Voting. Each Member votes in proportion to the Member's Percentage Interest on matters as to which Members are entitled to vote or consent at the Company level. Except where this Agreement or a non-variable provision of the Act requires a greater vote, the act of a Majority in Interest constitutes the act of the Members. A Membership Interest owned by spouses as tenants by the entirety shall be voted only by the consensus of both spouses; neither spouse acting alone may vote the interest except as the other spouse's attorney-in-fact under a duly executed power of attorney.</w:t>
       </w:r>
     </w:p>
     <w:p>
@@ -4573,7 +4573,393 @@
           <w:sz w:val="24"/>
           <w:szCs w:val="24"/>
         </w:rPr>
-        <w:t xml:space="preserve">[MEMBER 1 NAME]</w:t>
+        <w:t xml:space="preserve">[SIGNATORY NAME]</w:t>
+      </w:r>
+    </w:p>
+    <w:p>
+      <w:pPr>
+        <w:keepLines/>
+        <w:widowControl/>
+        <w:spacing w:after="160"/>
+        <w:jc w:val="both"/>
+      </w:pPr>
+      <w:r>
+        <w:rPr>
+          <w:rFonts w:ascii="Times New Roman" w:hAnsi="Times New Roman"/>
+          <w:b/>
+          <w:sz w:val="24"/>
+          <w:szCs w:val="24"/>
+        </w:rPr>
+        <w:t xml:space="preserve">EXHIBIT A — MEMBERS; PERCENTAGE INTERESTS; CONTRIBUTIONS; TOD DESIGNATIONS</w:t>
+      </w:r>
+    </w:p>
+    <w:p>
+      <w:pPr>
+        <w:keepLines/>
+        <w:widowControl/>
+        <w:spacing w:after="160"/>
+        <w:jc w:val="both"/>
+      </w:pPr>
+      <w:r>
+        <w:rPr>
+          <w:rFonts w:ascii="Times New Roman" w:hAnsi="Times New Roman"/>
+          <w:sz w:val="24"/>
+          <w:szCs w:val="24"/>
+        </w:rPr>
+        <w:t xml:space="preserve">Company: [COMPANY NAME], LLC</w:t>
+      </w:r>
+    </w:p>
+    <w:p>
+      <w:pPr>
+        <w:keepLines/>
+        <w:widowControl/>
+        <w:spacing w:after="160"/>
+        <w:jc w:val="both"/>
+      </w:pPr>
+      <w:r>
+        <w:rPr>
+          <w:rFonts w:ascii="Times New Roman" w:hAnsi="Times New Roman"/>
+          <w:sz w:val="24"/>
+          <w:szCs w:val="24"/>
+        </w:rPr>
+        <w:t xml:space="preserve">| Member name | Address | Percentage Interest | Initial contribution to the Company | Date |</w:t>
+      </w:r>
+    </w:p>
+    <w:p>
+      <w:pPr>
+        <w:keepLines/>
+        <w:widowControl/>
+        <w:spacing w:after="160"/>
+        <w:jc w:val="both"/>
+      </w:pPr>
+      <w:r>
+        <w:rPr>
+          <w:rFonts w:ascii="Times New Roman" w:hAnsi="Times New Roman"/>
+          <w:sz w:val="24"/>
+          <w:szCs w:val="24"/>
+        </w:rPr>
+        <w:t xml:space="preserve">|---|---|---|---|---|</w:t>
+      </w:r>
+    </w:p>
+    <w:p>
+      <w:pPr>
+        <w:keepLines/>
+        <w:widowControl/>
+        <w:spacing w:after="160"/>
+        <w:jc w:val="both"/>
+      </w:pPr>
+      <w:r>
+        <w:rPr>
+          <w:rFonts w:ascii="Times New Roman" w:hAnsi="Times New Roman"/>
+          <w:sz w:val="24"/>
+          <w:szCs w:val="24"/>
+        </w:rPr>
+        <w:t xml:space="preserve">| [MEMBER NAME]&lt;!-- if:holding --&gt; as [HOLDING]&lt;!-- /if --&gt; | [MEMBER ADDRESS] | [MEMBER SHARE] | [MEMBER CONTRIBUTION] | [MEMBER DATE] |</w:t>
+      </w:r>
+    </w:p>
+    <w:p>
+      <w:pPr>
+        <w:keepLines/>
+        <w:widowControl/>
+        <w:spacing w:after="160"/>
+        <w:jc w:val="both"/>
+      </w:pPr>
+      <w:r>
+        <w:rPr>
+          <w:rFonts w:ascii="Times New Roman" w:hAnsi="Times New Roman"/>
+          <w:sz w:val="24"/>
+          <w:szCs w:val="24"/>
+        </w:rPr>
+        <w:t xml:space="preserve">| Total | | 100% | | |</w:t>
+      </w:r>
+    </w:p>
+    <w:p>
+      <w:pPr>
+        <w:keepLines/>
+        <w:widowControl/>
+        <w:spacing w:after="160"/>
+        <w:jc w:val="both"/>
+      </w:pPr>
+      <w:r>
+        <w:rPr>
+          <w:rFonts w:ascii="Times New Roman" w:hAnsi="Times New Roman"/>
+          <w:sz w:val="24"/>
+          <w:szCs w:val="24"/>
+        </w:rPr>
+        <w:t xml:space="preserve">Transfer on Death designations (ss. 711.50–711.512, Fla. Stat.):</w:t>
+      </w:r>
+    </w:p>
+    <w:p>
+      <w:pPr>
+        <w:keepLines/>
+        <w:widowControl/>
+        <w:spacing w:after="160"/>
+        <w:jc w:val="both"/>
+      </w:pPr>
+      <w:r>
+        <w:rPr>
+          <w:rFonts w:ascii="Times New Roman" w:hAnsi="Times New Roman"/>
+          <w:sz w:val="24"/>
+          <w:szCs w:val="24"/>
+        </w:rPr>
+        <w:t xml:space="preserve">| Designating Member | TOD beneficiary (any person or entity) |</w:t>
+      </w:r>
+    </w:p>
+    <w:p>
+      <w:pPr>
+        <w:keepLines/>
+        <w:widowControl/>
+        <w:spacing w:after="160"/>
+        <w:jc w:val="both"/>
+      </w:pPr>
+      <w:r>
+        <w:rPr>
+          <w:rFonts w:ascii="Times New Roman" w:hAnsi="Times New Roman"/>
+          <w:sz w:val="24"/>
+          <w:szCs w:val="24"/>
+        </w:rPr>
+        <w:t xml:space="preserve">|---|---|</w:t>
+      </w:r>
+    </w:p>
+    <w:p>
+      <w:pPr>
+        <w:keepLines/>
+        <w:widowControl/>
+        <w:spacing w:after="160"/>
+        <w:jc w:val="both"/>
+      </w:pPr>
+      <w:r>
+        <w:rPr>
+          <w:rFonts w:ascii="Times New Roman" w:hAnsi="Times New Roman"/>
+          <w:sz w:val="24"/>
+          <w:szCs w:val="24"/>
+        </w:rPr>
+        <w:t xml:space="preserve">| [MEMBER NAME] | [MEMBER TOD] |</w:t>
+      </w:r>
+    </w:p>
+    <w:p>
+      <w:pPr>
+        <w:keepLines/>
+        <w:widowControl/>
+        <w:spacing w:after="160"/>
+        <w:jc w:val="both"/>
+      </w:pPr>
+      <w:r>
+        <w:rPr>
+          <w:rFonts w:ascii="Times New Roman" w:hAnsi="Times New Roman"/>
+          <w:sz w:val="24"/>
+          <w:szCs w:val="24"/>
+        </w:rPr>
+        <w:t xml:space="preserve">If no beneficiary is designated, or a designation fails, the Member's interest passes as provided by law, subject to this Agreement.</w:t>
+      </w:r>
+    </w:p>
+    <w:p>
+      <w:pPr>
+        <w:keepLines/>
+        <w:widowControl/>
+        <w:spacing w:after="160"/>
+        <w:jc w:val="both"/>
+      </w:pPr>
+      <w:r>
+        <w:rPr>
+          <w:rFonts w:ascii="Times New Roman" w:hAnsi="Times New Roman"/>
+          <w:b/>
+          <w:sz w:val="24"/>
+          <w:szCs w:val="24"/>
+        </w:rPr>
+        <w:t xml:space="preserve">SERIES EXHIBIT PS-[N]</w:t>
+      </w:r>
+    </w:p>
+    <w:p>
+      <w:pPr>
+        <w:keepLines/>
+        <w:widowControl/>
+        <w:spacing w:after="160"/>
+        <w:jc w:val="both"/>
+      </w:pPr>
+      <w:r>
+        <w:rPr>
+          <w:rFonts w:ascii="Times New Roman" w:hAnsi="Times New Roman"/>
+          <w:sz w:val="24"/>
+          <w:szCs w:val="24"/>
+        </w:rPr>
+        <w:t xml:space="preserve">Protected Series name (exactly as filed with the Department):</w:t>
+      </w:r>
+    </w:p>
+    <w:p>
+      <w:pPr>
+        <w:keepLines/>
+        <w:widowControl/>
+        <w:spacing w:after="160"/>
+        <w:jc w:val="both"/>
+      </w:pPr>
+      <w:r>
+        <w:rPr>
+          <w:rFonts w:ascii="Times New Roman" w:hAnsi="Times New Roman"/>
+          <w:sz w:val="24"/>
+          <w:szCs w:val="24"/>
+        </w:rPr>
+        <w:t xml:space="preserve">[COMPANY NAME], LLC - PS [N]</w:t>
+      </w:r>
+    </w:p>
+    <w:p>
+      <w:pPr>
+        <w:keepLines/>
+        <w:widowControl/>
+        <w:spacing w:after="160"/>
+        <w:jc w:val="both"/>
+      </w:pPr>
+      <w:r>
+        <w:rPr>
+          <w:rFonts w:ascii="Times New Roman" w:hAnsi="Times New Roman"/>
+          <w:sz w:val="24"/>
+          <w:szCs w:val="24"/>
+        </w:rPr>
+        <w:t xml:space="preserve">| Item | Terms |</w:t>
+      </w:r>
+    </w:p>
+    <w:p>
+      <w:pPr>
+        <w:keepLines/>
+        <w:widowControl/>
+        <w:spacing w:after="160"/>
+        <w:jc w:val="both"/>
+      </w:pPr>
+      <w:r>
+        <w:rPr>
+          <w:rFonts w:ascii="Times New Roman" w:hAnsi="Times New Roman"/>
+          <w:sz w:val="24"/>
+          <w:szCs w:val="24"/>
+        </w:rPr>
+        <w:t xml:space="preserve">|---|---|</w:t>
+      </w:r>
+    </w:p>
+    <w:p>
+      <w:pPr>
+        <w:keepLines/>
+        <w:widowControl/>
+        <w:spacing w:after="160"/>
+        <w:jc w:val="both"/>
+      </w:pPr>
+      <w:r>
+        <w:rPr>
+          <w:rFonts w:ascii="Times New Roman" w:hAnsi="Times New Roman"/>
+          <w:sz w:val="24"/>
+          <w:szCs w:val="24"/>
+        </w:rPr>
+        <w:t xml:space="preserve">| Purpose of this Protected Series | [PURPOSE — e.g., "to acquire, own, lease, and manage the real property located at ___" or "any lawful business"] |</w:t>
+      </w:r>
+    </w:p>
+    <w:p>
+      <w:pPr>
+        <w:keepLines/>
+        <w:widowControl/>
+        <w:spacing w:after="160"/>
+        <w:jc w:val="both"/>
+      </w:pPr>
+      <w:r>
+        <w:rPr>
+          <w:rFonts w:ascii="Times New Roman" w:hAnsi="Times New Roman"/>
+          <w:sz w:val="24"/>
+          <w:szCs w:val="24"/>
+        </w:rPr>
+        <w:t xml:space="preserve">| Owner of this Protected Series | The Company. This Protected Series has no Associated Members (ss. 605.2302(1), 605.2303(2), Fla. Stat.). |</w:t>
+      </w:r>
+    </w:p>
+    <w:p>
+      <w:pPr>
+        <w:keepLines/>
+        <w:widowControl/>
+        <w:spacing w:after="160"/>
+        <w:jc w:val="both"/>
+      </w:pPr>
+      <w:r>
+        <w:rPr>
+          <w:rFonts w:ascii="Times New Roman" w:hAnsi="Times New Roman"/>
+          <w:sz w:val="24"/>
+          <w:szCs w:val="24"/>
+        </w:rPr>
+        <w:t xml:space="preserve">| Managed by | The Company, as protected-series manager (s. 605.2304(2), Fla. Stat.), acting through a Majority in Interest of the Members |</w:t>
+      </w:r>
+    </w:p>
+    <w:p>
+      <w:pPr>
+        <w:keepLines/>
+        <w:widowControl/>
+        <w:spacing w:after="160"/>
+        <w:jc w:val="both"/>
+      </w:pPr>
+      <w:r>
+        <w:rPr>
+          <w:rFonts w:ascii="Times New Roman" w:hAnsi="Times New Roman"/>
+          <w:sz w:val="24"/>
+          <w:szCs w:val="24"/>
+        </w:rPr>
+        <w:t xml:space="preserve">| Contributions to this Protected Series | By the Company: $[AMOUNT] on [DATE] [and/or described property] |</w:t>
+      </w:r>
+    </w:p>
+    <w:p>
+      <w:pPr>
+        <w:keepLines/>
+        <w:widowControl/>
+        <w:spacing w:after="160"/>
+        <w:jc w:val="both"/>
+      </w:pPr>
+      <w:r>
+        <w:rPr>
+          <w:rFonts w:ascii="Times New Roman" w:hAnsi="Times New Roman"/>
+          <w:sz w:val="24"/>
+          <w:szCs w:val="24"/>
+        </w:rPr>
+        <w:t xml:space="preserve">| Initial Associated Assets | As set forth on the Asset Schedule attached to this Series Exhibit and completed by the Member(s), together with the records maintained under Article 8. |</w:t>
+      </w:r>
+    </w:p>
+    <w:p>
+      <w:pPr>
+        <w:keepLines/>
+        <w:widowControl/>
+        <w:spacing w:after="160"/>
+        <w:jc w:val="both"/>
+      </w:pPr>
+      <w:r>
+        <w:rPr>
+          <w:rFonts w:ascii="Times New Roman" w:hAnsi="Times New Roman"/>
+          <w:sz w:val="24"/>
+          <w:szCs w:val="24"/>
+        </w:rPr>
+        <w:t xml:space="preserve">| Special terms (if any) | [None / variations from the base Agreement — may not vary Article 8 or non-variable provisions of the Act] |</w:t>
+      </w:r>
+    </w:p>
+    <w:p>
+      <w:pPr>
+        <w:keepLines/>
+        <w:widowControl/>
+        <w:spacing w:after="160"/>
+        <w:jc w:val="both"/>
+      </w:pPr>
+      <w:r>
+        <w:rPr>
+          <w:rFonts w:ascii="Times New Roman" w:hAnsi="Times New Roman"/>
+          <w:sz w:val="24"/>
+          <w:szCs w:val="24"/>
+        </w:rPr>
+        <w:t xml:space="preserve">| Dissolution events specific to this Protected Series (if any) | [None / describe] |</w:t>
+      </w:r>
+    </w:p>
+    <w:p>
+      <w:pPr>
+        <w:keepLines/>
+        <w:widowControl/>
+        <w:spacing w:after="160"/>
+        <w:jc w:val="both"/>
+      </w:pPr>
+      <w:r>
+        <w:rPr>
+          <w:rFonts w:ascii="Times New Roman" w:hAnsi="Times New Roman"/>
+          <w:sz w:val="24"/>
+          <w:szCs w:val="24"/>
+        </w:rPr>
+        <w:t xml:space="preserve">Adopted effective [DATE] by the Company, acting through a Majority in Interest of its Members:</w:t>
       </w:r>
     </w:p>
     <w:p>
@@ -4605,489 +4991,7 @@
           <w:sz w:val="24"/>
           <w:szCs w:val="24"/>
         </w:rPr>
-        <w:t xml:space="preserve">[MEMBER 2 NAME]</w:t>
-      </w:r>
-    </w:p>
-    <w:p>
-      <w:pPr>
-        <w:keepLines/>
-        <w:widowControl/>
-        <w:spacing w:after="160"/>
-        <w:jc w:val="both"/>
-      </w:pPr>
-      <w:r>
-        <w:rPr>
-          <w:rFonts w:ascii="Times New Roman" w:hAnsi="Times New Roman"/>
-          <w:sz w:val="24"/>
-          <w:szCs w:val="24"/>
-        </w:rPr>
-        <w:t xml:space="preserve">_____________________________</w:t>
-      </w:r>
-    </w:p>
-    <w:p>
-      <w:pPr>
-        <w:keepLines/>
-        <w:widowControl/>
-        <w:spacing w:after="160"/>
-        <w:jc w:val="both"/>
-      </w:pPr>
-      <w:r>
-        <w:rPr>
-          <w:rFonts w:ascii="Times New Roman" w:hAnsi="Times New Roman"/>
-          <w:sz w:val="24"/>
-          <w:szCs w:val="24"/>
-        </w:rPr>
-        <w:t xml:space="preserve">[MEMBER 3 NAME, if any]</w:t>
-      </w:r>
-    </w:p>
-    <w:p>
-      <w:pPr>
-        <w:keepLines/>
-        <w:widowControl/>
-        <w:spacing w:after="160"/>
-        <w:jc w:val="both"/>
-      </w:pPr>
-      <w:r>
-        <w:rPr>
-          <w:rFonts w:ascii="Times New Roman" w:hAnsi="Times New Roman"/>
-          <w:b/>
-          <w:sz w:val="24"/>
-          <w:szCs w:val="24"/>
-        </w:rPr>
-        <w:t xml:space="preserve">EXHIBIT A — MEMBERS; PERCENTAGE INTERESTS; CONTRIBUTIONS; TOD DESIGNATIONS</w:t>
-      </w:r>
-    </w:p>
-    <w:p>
-      <w:pPr>
-        <w:keepLines/>
-        <w:widowControl/>
-        <w:spacing w:after="160"/>
-        <w:jc w:val="both"/>
-      </w:pPr>
-      <w:r>
-        <w:rPr>
-          <w:rFonts w:ascii="Times New Roman" w:hAnsi="Times New Roman"/>
-          <w:sz w:val="24"/>
-          <w:szCs w:val="24"/>
-        </w:rPr>
-        <w:t xml:space="preserve">Company: [COMPANY NAME], LLC</w:t>
-      </w:r>
-    </w:p>
-    <w:p>
-      <w:pPr>
-        <w:keepLines/>
-        <w:widowControl/>
-        <w:spacing w:after="160"/>
-        <w:jc w:val="both"/>
-      </w:pPr>
-      <w:r>
-        <w:rPr>
-          <w:rFonts w:ascii="Times New Roman" w:hAnsi="Times New Roman"/>
-          <w:sz w:val="24"/>
-          <w:szCs w:val="24"/>
-        </w:rPr>
-        <w:t xml:space="preserve">| Member name | Address | Percentage Interest | Initial contribution to the Company | Date |</w:t>
-      </w:r>
-    </w:p>
-    <w:p>
-      <w:pPr>
-        <w:keepLines/>
-        <w:widowControl/>
-        <w:spacing w:after="160"/>
-        <w:jc w:val="both"/>
-      </w:pPr>
-      <w:r>
-        <w:rPr>
-          <w:rFonts w:ascii="Times New Roman" w:hAnsi="Times New Roman"/>
-          <w:sz w:val="24"/>
-          <w:szCs w:val="24"/>
-        </w:rPr>
-        <w:t xml:space="preserve">|---|---|---|---|---|</w:t>
-      </w:r>
-    </w:p>
-    <w:p>
-      <w:pPr>
-        <w:keepLines/>
-        <w:widowControl/>
-        <w:spacing w:after="160"/>
-        <w:jc w:val="both"/>
-      </w:pPr>
-      <w:r>
-        <w:rPr>
-          <w:rFonts w:ascii="Times New Roman" w:hAnsi="Times New Roman"/>
-          <w:sz w:val="24"/>
-          <w:szCs w:val="24"/>
-        </w:rPr>
-        <w:t xml:space="preserve">| [MEMBER NAME] | [MEMBER ADDRESS] | [MEMBER SHARE] | [MEMBER CONTRIBUTION] | [MEMBER DATE] |</w:t>
-      </w:r>
-    </w:p>
-    <w:p>
-      <w:pPr>
-        <w:keepLines/>
-        <w:widowControl/>
-        <w:spacing w:after="160"/>
-        <w:jc w:val="both"/>
-      </w:pPr>
-      <w:r>
-        <w:rPr>
-          <w:rFonts w:ascii="Times New Roman" w:hAnsi="Times New Roman"/>
-          <w:sz w:val="24"/>
-          <w:szCs w:val="24"/>
-        </w:rPr>
-        <w:t xml:space="preserve">| Total | | 100% | | |</w:t>
-      </w:r>
-    </w:p>
-    <w:p>
-      <w:pPr>
-        <w:keepLines/>
-        <w:widowControl/>
-        <w:spacing w:after="160"/>
-        <w:jc w:val="both"/>
-      </w:pPr>
-      <w:r>
-        <w:rPr>
-          <w:rFonts w:ascii="Times New Roman" w:hAnsi="Times New Roman"/>
-          <w:sz w:val="24"/>
-          <w:szCs w:val="24"/>
-        </w:rPr>
-        <w:t xml:space="preserve">Transfer on Death designations (ss. 711.50–711.512, Fla. Stat.):</w:t>
-      </w:r>
-    </w:p>
-    <w:p>
-      <w:pPr>
-        <w:keepLines/>
-        <w:widowControl/>
-        <w:spacing w:after="160"/>
-        <w:jc w:val="both"/>
-      </w:pPr>
-      <w:r>
-        <w:rPr>
-          <w:rFonts w:ascii="Times New Roman" w:hAnsi="Times New Roman"/>
-          <w:sz w:val="24"/>
-          <w:szCs w:val="24"/>
-        </w:rPr>
-        <w:t xml:space="preserve">| Designating Member | TOD beneficiary (any person or entity) |</w:t>
-      </w:r>
-    </w:p>
-    <w:p>
-      <w:pPr>
-        <w:keepLines/>
-        <w:widowControl/>
-        <w:spacing w:after="160"/>
-        <w:jc w:val="both"/>
-      </w:pPr>
-      <w:r>
-        <w:rPr>
-          <w:rFonts w:ascii="Times New Roman" w:hAnsi="Times New Roman"/>
-          <w:sz w:val="24"/>
-          <w:szCs w:val="24"/>
-        </w:rPr>
-        <w:t xml:space="preserve">|---|---|</w:t>
-      </w:r>
-    </w:p>
-    <w:p>
-      <w:pPr>
-        <w:keepLines/>
-        <w:widowControl/>
-        <w:spacing w:after="160"/>
-        <w:jc w:val="both"/>
-      </w:pPr>
-      <w:r>
-        <w:rPr>
-          <w:rFonts w:ascii="Times New Roman" w:hAnsi="Times New Roman"/>
-          <w:sz w:val="24"/>
-          <w:szCs w:val="24"/>
-        </w:rPr>
-        <w:t xml:space="preserve">| [MEMBER NAME] | [MEMBER TOD] |</w:t>
-      </w:r>
-    </w:p>
-    <w:p>
-      <w:pPr>
-        <w:keepLines/>
-        <w:widowControl/>
-        <w:spacing w:after="160"/>
-        <w:jc w:val="both"/>
-      </w:pPr>
-      <w:r>
-        <w:rPr>
-          <w:rFonts w:ascii="Times New Roman" w:hAnsi="Times New Roman"/>
-          <w:sz w:val="24"/>
-          <w:szCs w:val="24"/>
-        </w:rPr>
-        <w:t xml:space="preserve">If no beneficiary is designated, or a designation fails, the Member's interest passes as provided by law, subject to this Agreement.</w:t>
-      </w:r>
-    </w:p>
-    <w:p>
-      <w:pPr>
-        <w:keepLines/>
-        <w:widowControl/>
-        <w:spacing w:after="160"/>
-        <w:jc w:val="both"/>
-      </w:pPr>
-      <w:r>
-        <w:rPr>
-          <w:rFonts w:ascii="Times New Roman" w:hAnsi="Times New Roman"/>
-          <w:b/>
-          <w:sz w:val="24"/>
-          <w:szCs w:val="24"/>
-        </w:rPr>
-        <w:t xml:space="preserve">SERIES EXHIBIT PS-[N]</w:t>
-      </w:r>
-    </w:p>
-    <w:p>
-      <w:pPr>
-        <w:keepLines/>
-        <w:widowControl/>
-        <w:spacing w:after="160"/>
-        <w:jc w:val="both"/>
-      </w:pPr>
-      <w:r>
-        <w:rPr>
-          <w:rFonts w:ascii="Times New Roman" w:hAnsi="Times New Roman"/>
-          <w:sz w:val="24"/>
-          <w:szCs w:val="24"/>
-        </w:rPr>
-        <w:t xml:space="preserve">Protected Series name (exactly as filed with the Department):</w:t>
-      </w:r>
-    </w:p>
-    <w:p>
-      <w:pPr>
-        <w:keepLines/>
-        <w:widowControl/>
-        <w:spacing w:after="160"/>
-        <w:jc w:val="both"/>
-      </w:pPr>
-      <w:r>
-        <w:rPr>
-          <w:rFonts w:ascii="Times New Roman" w:hAnsi="Times New Roman"/>
-          <w:sz w:val="24"/>
-          <w:szCs w:val="24"/>
-        </w:rPr>
-        <w:t xml:space="preserve">[COMPANY NAME], LLC - PS [N]</w:t>
-      </w:r>
-    </w:p>
-    <w:p>
-      <w:pPr>
-        <w:keepLines/>
-        <w:widowControl/>
-        <w:spacing w:after="160"/>
-        <w:jc w:val="both"/>
-      </w:pPr>
-      <w:r>
-        <w:rPr>
-          <w:rFonts w:ascii="Times New Roman" w:hAnsi="Times New Roman"/>
-          <w:sz w:val="24"/>
-          <w:szCs w:val="24"/>
-        </w:rPr>
-        <w:t xml:space="preserve">| Item | Terms |</w:t>
-      </w:r>
-    </w:p>
-    <w:p>
-      <w:pPr>
-        <w:keepLines/>
-        <w:widowControl/>
-        <w:spacing w:after="160"/>
-        <w:jc w:val="both"/>
-      </w:pPr>
-      <w:r>
-        <w:rPr>
-          <w:rFonts w:ascii="Times New Roman" w:hAnsi="Times New Roman"/>
-          <w:sz w:val="24"/>
-          <w:szCs w:val="24"/>
-        </w:rPr>
-        <w:t xml:space="preserve">|---|---|</w:t>
-      </w:r>
-    </w:p>
-    <w:p>
-      <w:pPr>
-        <w:keepLines/>
-        <w:widowControl/>
-        <w:spacing w:after="160"/>
-        <w:jc w:val="both"/>
-      </w:pPr>
-      <w:r>
-        <w:rPr>
-          <w:rFonts w:ascii="Times New Roman" w:hAnsi="Times New Roman"/>
-          <w:sz w:val="24"/>
-          <w:szCs w:val="24"/>
-        </w:rPr>
-        <w:t xml:space="preserve">| Purpose of this Protected Series | [PURPOSE — e.g., "to acquire, own, lease, and manage the real property located at ___" or "any lawful business"] |</w:t>
-      </w:r>
-    </w:p>
-    <w:p>
-      <w:pPr>
-        <w:keepLines/>
-        <w:widowControl/>
-        <w:spacing w:after="160"/>
-        <w:jc w:val="both"/>
-      </w:pPr>
-      <w:r>
-        <w:rPr>
-          <w:rFonts w:ascii="Times New Roman" w:hAnsi="Times New Roman"/>
-          <w:sz w:val="24"/>
-          <w:szCs w:val="24"/>
-        </w:rPr>
-        <w:t xml:space="preserve">| Owner of this Protected Series | The Company. This Protected Series has no Associated Members (ss. 605.2302(1), 605.2303(2), Fla. Stat.). |</w:t>
-      </w:r>
-    </w:p>
-    <w:p>
-      <w:pPr>
-        <w:keepLines/>
-        <w:widowControl/>
-        <w:spacing w:after="160"/>
-        <w:jc w:val="both"/>
-      </w:pPr>
-      <w:r>
-        <w:rPr>
-          <w:rFonts w:ascii="Times New Roman" w:hAnsi="Times New Roman"/>
-          <w:sz w:val="24"/>
-          <w:szCs w:val="24"/>
-        </w:rPr>
-        <w:t xml:space="preserve">| Managed by | The Company, as protected-series manager (s. 605.2304(2), Fla. Stat.), acting through a Majority in Interest of the Members |</w:t>
-      </w:r>
-    </w:p>
-    <w:p>
-      <w:pPr>
-        <w:keepLines/>
-        <w:widowControl/>
-        <w:spacing w:after="160"/>
-        <w:jc w:val="both"/>
-      </w:pPr>
-      <w:r>
-        <w:rPr>
-          <w:rFonts w:ascii="Times New Roman" w:hAnsi="Times New Roman"/>
-          <w:sz w:val="24"/>
-          <w:szCs w:val="24"/>
-        </w:rPr>
-        <w:t xml:space="preserve">| Contributions to this Protected Series | By the Company: $[AMOUNT] on [DATE] [and/or described property] |</w:t>
-      </w:r>
-    </w:p>
-    <w:p>
-      <w:pPr>
-        <w:keepLines/>
-        <w:widowControl/>
-        <w:spacing w:after="160"/>
-        <w:jc w:val="both"/>
-      </w:pPr>
-      <w:r>
-        <w:rPr>
-          <w:rFonts w:ascii="Times New Roman" w:hAnsi="Times New Roman"/>
-          <w:sz w:val="24"/>
-          <w:szCs w:val="24"/>
-        </w:rPr>
-        <w:t xml:space="preserve">| Initial Associated Assets | As set forth on the Asset Schedule attached to this Series Exhibit and completed by the Member(s), together with the records maintained under Article 8. |</w:t>
-      </w:r>
-    </w:p>
-    <w:p>
-      <w:pPr>
-        <w:keepLines/>
-        <w:widowControl/>
-        <w:spacing w:after="160"/>
-        <w:jc w:val="both"/>
-      </w:pPr>
-      <w:r>
-        <w:rPr>
-          <w:rFonts w:ascii="Times New Roman" w:hAnsi="Times New Roman"/>
-          <w:sz w:val="24"/>
-          <w:szCs w:val="24"/>
-        </w:rPr>
-        <w:t xml:space="preserve">| Special terms (if any) | [None / variations from the base Agreement — may not vary Article 8 or non-variable provisions of the Act] |</w:t>
-      </w:r>
-    </w:p>
-    <w:p>
-      <w:pPr>
-        <w:keepLines/>
-        <w:widowControl/>
-        <w:spacing w:after="160"/>
-        <w:jc w:val="both"/>
-      </w:pPr>
-      <w:r>
-        <w:rPr>
-          <w:rFonts w:ascii="Times New Roman" w:hAnsi="Times New Roman"/>
-          <w:sz w:val="24"/>
-          <w:szCs w:val="24"/>
-        </w:rPr>
-        <w:t xml:space="preserve">| Dissolution events specific to this Protected Series (if any) | [None / describe] |</w:t>
-      </w:r>
-    </w:p>
-    <w:p>
-      <w:pPr>
-        <w:keepLines/>
-        <w:widowControl/>
-        <w:spacing w:after="160"/>
-        <w:jc w:val="both"/>
-      </w:pPr>
-      <w:r>
-        <w:rPr>
-          <w:rFonts w:ascii="Times New Roman" w:hAnsi="Times New Roman"/>
-          <w:sz w:val="24"/>
-          <w:szCs w:val="24"/>
-        </w:rPr>
-        <w:t xml:space="preserve">Adopted effective [DATE] by the Company, acting through a Majority in Interest of its Members:</w:t>
-      </w:r>
-    </w:p>
-    <w:p>
-      <w:pPr>
-        <w:keepLines/>
-        <w:widowControl/>
-        <w:spacing w:after="160"/>
-        <w:jc w:val="both"/>
-      </w:pPr>
-      <w:r>
-        <w:rPr>
-          <w:rFonts w:ascii="Times New Roman" w:hAnsi="Times New Roman"/>
-          <w:sz w:val="24"/>
-          <w:szCs w:val="24"/>
-        </w:rPr>
-        <w:t xml:space="preserve">_____________________________</w:t>
-      </w:r>
-    </w:p>
-    <w:p>
-      <w:pPr>
-        <w:keepLines/>
-        <w:widowControl/>
-        <w:spacing w:after="160"/>
-        <w:jc w:val="both"/>
-      </w:pPr>
-      <w:r>
-        <w:rPr>
-          <w:rFonts w:ascii="Times New Roman" w:hAnsi="Times New Roman"/>
-          <w:sz w:val="24"/>
-          <w:szCs w:val="24"/>
-        </w:rPr>
-        <w:t xml:space="preserve">[MEMBER 1], Member</w:t>
-      </w:r>
-    </w:p>
-    <w:p>
-      <w:pPr>
-        <w:keepLines/>
-        <w:widowControl/>
-        <w:spacing w:after="160"/>
-        <w:jc w:val="both"/>
-      </w:pPr>
-      <w:r>
-        <w:rPr>
-          <w:rFonts w:ascii="Times New Roman" w:hAnsi="Times New Roman"/>
-          <w:sz w:val="24"/>
-          <w:szCs w:val="24"/>
-        </w:rPr>
-        <w:t xml:space="preserve">_____________________________</w:t>
-      </w:r>
-    </w:p>
-    <w:p>
-      <w:pPr>
-        <w:keepLines/>
-        <w:widowControl/>
-        <w:spacing w:after="160"/>
-        <w:jc w:val="both"/>
-      </w:pPr>
-      <w:r>
-        <w:rPr>
-          <w:rFonts w:ascii="Times New Roman" w:hAnsi="Times New Roman"/>
-          <w:sz w:val="24"/>
-          <w:szCs w:val="24"/>
-        </w:rPr>
-        <w:t xml:space="preserve">[MEMBER 2], Member</w:t>
+        <w:t xml:space="preserve">[ADOPTER NAME], Member</w:t>
       </w:r>
     </w:p>
     <w:p>

--- a/docs/word/FPSLLC Redline - Member-Managed Partnership vs S Corporation.docx
+++ b/docs/word/FPSLLC Redline - Member-Managed Partnership vs S Corporation.docx
@@ -62,7 +62,7 @@
           <w:sz w:val="24"/>
           <w:szCs w:val="24"/>
         </w:rPr>
-        <w:t xml:space="preserve">200 paragraphs identical · 15 changed · 0 only in the first · 7 only in the second</w:t>
+        <w:t xml:space="preserve">201 paragraphs identical · 15 changed · 0 only in the first · 7 only in the second</w:t>
       </w:r>
     </w:p>
     <w:p>
@@ -5209,6 +5209,22 @@
           <w:szCs w:val="24"/>
         </w:rPr>
         <w:t xml:space="preserve">v1 draft. Statutory citations verified against Online Sunshine on August 3, 2026: ss. 605.2103, 605.2107, 605.2201, 605.2202, 605.2301, 605.2401, 605.2501, 605.2604, 605.0502, 605.0503, 605.04091, 48.062, 711.50–711.512, Fla. Stat.; 11 U.S.C. §365; In re Soderstrom, 484 B.R. 874 (M.D. Fla. 2013). </w:t>
+      </w:r>
+    </w:p>
+    <w:p>
+      <w:pPr>
+        <w:keepLines/>
+        <w:widowControl/>
+        <w:spacing w:after="160"/>
+        <w:jc w:val="both"/>
+      </w:pPr>
+      <w:r>
+        <w:rPr>
+          <w:rFonts w:ascii="Times New Roman" w:hAnsi="Times New Roman"/>
+          <w:sz w:val="24"/>
+          <w:szCs w:val="24"/>
+        </w:rPr>
+        <w:t xml:space="preserve">[TITLE] of [COMPANY NAME], LLC — generated by MyFloridaSeriesLLC · Master [EDITION]</w:t>
       </w:r>
     </w:p>
     <w:sectPr>

--- a/docs/word/FPSLLC Redline - Member-Managed Partnership vs S Corporation.docx
+++ b/docs/word/FPSLLC Redline - Member-Managed Partnership vs S Corporation.docx
@@ -4895,7 +4895,7 @@
           <w:sz w:val="24"/>
           <w:szCs w:val="24"/>
         </w:rPr>
-        <w:t xml:space="preserve">| Contributions to this Protected Series | By the Company: $[AMOUNT] on [DATE] [and/or described property] |</w:t>
+        <w:t xml:space="preserve">| Contributions to this Protected Series | By the Company: [CONTRIBUTION] |</w:t>
       </w:r>
     </w:p>
     <w:p>

--- a/docs/word/FPSLLC Redline - Member-Managed Partnership vs S Corporation.docx
+++ b/docs/word/FPSLLC Redline - Member-Managed Partnership vs S Corporation.docx
@@ -62,7 +62,7 @@
           <w:sz w:val="24"/>
           <w:szCs w:val="24"/>
         </w:rPr>
-        <w:t xml:space="preserve">201 paragraphs identical · 15 changed · 0 only in the first · 7 only in the second</w:t>
+        <w:t xml:space="preserve">202 paragraphs identical · 15 changed · 0 only in the first · 7 only in the second</w:t>
       </w:r>
     </w:p>
     <w:p>
@@ -1645,6 +1645,22 @@
           <w:szCs w:val="24"/>
         </w:rPr>
         <w:t xml:space="preserve">5.10 Compensation; Reimbursement; Shared Expenses. No Member shall receive a salary for acting in the management of the Company or of a Protected Series unless a Majority in Interest consents in writing to compensation. Each Member shall be reimbursed for reasonable expenses properly incurred on behalf of the Company or the applicable Protected Series. Costs and expenses that benefit the Company and one or more Protected Series (including formation and filing fees, registered agent fees, accounting, insurance, and administrative overhead) shall be allocated among the Company and the Protected Series benefited on a reasonable and consistent basis determined by a Majority in Interest — by specific attribution where practicable and otherwise pro rata or by such other reasonable formula as a Majority in Interest adopts — and the allocation shall be recorded in the records maintained under Article 8.</w:t>
+      </w:r>
+    </w:p>
+    <w:p>
+      <w:pPr>
+        <w:keepLines/>
+        <w:widowControl/>
+        <w:spacing w:after="160"/>
+        <w:jc w:val="both"/>
+      </w:pPr>
+      <w:r>
+        <w:rPr>
+          <w:rFonts w:ascii="Times New Roman" w:hAnsi="Times New Roman"/>
+          <w:sz w:val="24"/>
+          <w:szCs w:val="24"/>
+        </w:rPr>
+        <w:t xml:space="preserve">5.11 Conflict of Interest Transactions. No Member shall cause the Company or any Protected Series to enter into a transaction in which a Member is directly or indirectly a party, or has a direct or indirect material financial interest or other material interest (each within the meaning of s. 605.04092, Florida Statutes), unless the material facts of the transaction and of the interest have been disclosed or are known to the Members and the transaction is authorized, approved, or ratified by a Majority in Interest of the disinterested Members. A transaction so authorized, approved, or ratified is not void or voidable because of that relationship or interest, and a person challenging it bears the burden of proving its lack of fairness, as provided in s. 605.04092(2) and (4), Florida Statutes. A loan approved under Section 5.5(g), and compensation approved under Section 5.10, satisfy this Section.</w:t>
       </w:r>
     </w:p>
     <w:p>

--- a/docs/word/FPSLLC Redline - Member-Managed Partnership vs S Corporation.docx
+++ b/docs/word/FPSLLC Redline - Member-Managed Partnership vs S Corporation.docx
@@ -62,7 +62,7 @@
           <w:sz w:val="24"/>
           <w:szCs w:val="24"/>
         </w:rPr>
-        <w:t xml:space="preserve">202 paragraphs identical · 15 changed · 0 only in the first · 7 only in the second</w:t>
+        <w:t xml:space="preserve">201 paragraphs identical · 15 changed · 0 only in the first · 7 only in the second</w:t>
       </w:r>
     </w:p>
     <w:p>
@@ -1645,22 +1645,6 @@
           <w:szCs w:val="24"/>
         </w:rPr>
         <w:t xml:space="preserve">5.10 Compensation; Reimbursement; Shared Expenses. No Member shall receive a salary for acting in the management of the Company or of a Protected Series unless a Majority in Interest consents in writing to compensation. Each Member shall be reimbursed for reasonable expenses properly incurred on behalf of the Company or the applicable Protected Series. Costs and expenses that benefit the Company and one or more Protected Series (including formation and filing fees, registered agent fees, accounting, insurance, and administrative overhead) shall be allocated among the Company and the Protected Series benefited on a reasonable and consistent basis determined by a Majority in Interest — by specific attribution where practicable and otherwise pro rata or by such other reasonable formula as a Majority in Interest adopts — and the allocation shall be recorded in the records maintained under Article 8.</w:t>
-      </w:r>
-    </w:p>
-    <w:p>
-      <w:pPr>
-        <w:keepLines/>
-        <w:widowControl/>
-        <w:spacing w:after="160"/>
-        <w:jc w:val="both"/>
-      </w:pPr>
-      <w:r>
-        <w:rPr>
-          <w:rFonts w:ascii="Times New Roman" w:hAnsi="Times New Roman"/>
-          <w:sz w:val="24"/>
-          <w:szCs w:val="24"/>
-        </w:rPr>
-        <w:t xml:space="preserve">5.11 Conflict of Interest Transactions. No Member shall cause the Company or any Protected Series to enter into a transaction in which a Member is directly or indirectly a party, or has a direct or indirect material financial interest or other material interest (each within the meaning of s. 605.04092, Florida Statutes), unless the material facts of the transaction and of the interest have been disclosed or are known to the Members and the transaction is authorized, approved, or ratified by a Majority in Interest of the disinterested Members. A transaction so authorized, approved, or ratified is not void or voidable because of that relationship or interest, and a person challenging it bears the burden of proving its lack of fairness, as provided in s. 605.04092(2) and (4), Florida Statutes. A loan approved under Section 5.5(g), and compensation approved under Section 5.10, satisfy this Section.</w:t>
       </w:r>
     </w:p>
     <w:p>

--- a/docs/word/FPSLLC Redline - Member-Managed Partnership vs S Corporation.docx
+++ b/docs/word/FPSLLC Redline - Member-Managed Partnership vs S Corporation.docx
@@ -1324,7 +1324,7 @@
           <w:sz w:val="24"/>
           <w:szCs w:val="24"/>
         </w:rPr>
-        <w:t xml:space="preserve">5.2 Management of Each Protected Series. Every decision with respect to a Protected Series is made by a Majority in Interest of the Members, and the Administrative Member performs for each Protected Series the ministerial functions described in Section 5.8. Because no Protected Series has an Associated Member, the Company is the protected-series manager of each Protected Series under s. 605.2304(2), Florida Statutes; it acts in that capacity through the Members.</w:t>
+        <w:t xml:space="preserve">5.2 Management of Each Protected Series. Each Protected Series is managed by the Members. As permitted by s. 605.2107(1)(n), Florida Statutes, this Section varies s. 605.2304(2) so that the Members, rather than the Company, are the protected-series managers of each Protected Series. Every decision with respect to a Protected Series is made by a Majority in Interest of the Members as provided in Section 5.3, and the Administrative Member performs for each Protected Series the ministerial functions described in Section 5.8. The Members have, with respect to each Protected Series, the rights, powers, and duties of protected-series managers under the Act, subject to this Agreement and the Series Exhibit.</w:t>
       </w:r>
     </w:p>
     <w:p>
@@ -4879,7 +4879,7 @@
           <w:sz w:val="24"/>
           <w:szCs w:val="24"/>
         </w:rPr>
-        <w:t xml:space="preserve">| Managed by | The Company, as protected-series manager (s. 605.2304(2), Fla. Stat.), acting through a Majority in Interest of the Members |</w:t>
+        <w:t xml:space="preserve">| Managed by | The Members, as protected-series managers (s. 605.2304, Fla. Stat., as varied by Section 5.2 of the Agreement), acting by a Majority in Interest |</w:t>
       </w:r>
     </w:p>
     <w:p>
